--- a/exports/qa-package/02_Ban_dac_ta_KHTN8.docx
+++ b/exports/qa-package/02_Ban_dac_ta_KHTN8.docx
@@ -28,7 +28,7 @@
           <w:szCs w:val="28"/>
         </w:rPr>
         <w:t xml:space="preserve">
-BẢN ĐẶC TẢ ĐỀ KIỂM TRA ĐỊNH KÌ
+BẢN ĐẶC TẢ ĐỀ KIỂM TRA GIỮA HK1
 </w:t>
       </w:r>
       <w:r>
@@ -845,7 +845,7 @@
                 <w:sz w:val="18"/>
                 <w:szCs w:val="18"/>
               </w:rPr>
-              <w:t xml:space="preserve">2</w:t>
+              <w:t xml:space="preserve">3</w:t>
             </w:r>
           </w:p>
         </w:tc>
@@ -865,7 +865,7 @@
                 <w:sz w:val="18"/>
                 <w:szCs w:val="18"/>
               </w:rPr>
-              <w:t xml:space="preserve">0.50</w:t>
+              <w:t xml:space="preserve">0.75</w:t>
             </w:r>
           </w:p>
         </w:tc>
@@ -885,7 +885,7 @@
                 <w:sz w:val="18"/>
                 <w:szCs w:val="18"/>
               </w:rPr>
-              <w:t xml:space="preserve">Câu 6 - 7</w:t>
+              <w:t xml:space="preserve">Câu 6 - 8</w:t>
             </w:r>
           </w:p>
         </w:tc>
@@ -987,7 +987,7 @@
                 <w:sz w:val="18"/>
                 <w:szCs w:val="18"/>
               </w:rPr>
-              <w:t xml:space="preserve">MCQ</w:t>
+              <w:t xml:space="preserve">TRUE_FALSE</w:t>
             </w:r>
           </w:p>
         </w:tc>
@@ -1027,7 +1027,7 @@
                 <w:sz w:val="18"/>
                 <w:szCs w:val="18"/>
               </w:rPr>
-              <w:t xml:space="preserve">0.25</w:t>
+              <w:t xml:space="preserve">1.00</w:t>
             </w:r>
           </w:p>
         </w:tc>
@@ -1047,7 +1047,7 @@
                 <w:sz w:val="18"/>
                 <w:szCs w:val="18"/>
               </w:rPr>
-              <w:t xml:space="preserve">Câu 8</w:t>
+              <w:t xml:space="preserve">Câu 9</w:t>
             </w:r>
           </w:p>
         </w:tc>
@@ -1109,7 +1109,7 @@
                 <w:sz w:val="18"/>
                 <w:szCs w:val="18"/>
               </w:rPr>
-              <w:t xml:space="preserve">Dung dịch và nồng độ 4 - Nêu được dung dịch là hỗn hợp lỏng đồng nhất của các chất đã tan trong nhau.</w:t>
+              <w:t xml:space="preserve">- Tính được độ tan, nồng độ phần trăm; nồng độ mol theo công thức.</w:t>
             </w:r>
           </w:p>
         </w:tc>
@@ -1129,7 +1129,7 @@
                 <w:sz w:val="18"/>
                 <w:szCs w:val="18"/>
               </w:rPr>
-              <w:t xml:space="preserve">M2</w:t>
+              <w:t xml:space="preserve">M3</w:t>
             </w:r>
           </w:p>
         </w:tc>
@@ -1149,7 +1149,7 @@
                 <w:sz w:val="18"/>
                 <w:szCs w:val="18"/>
               </w:rPr>
-              <w:t xml:space="preserve">TRUE_FALSE</w:t>
+              <w:t xml:space="preserve">SHORT_ANSWER</w:t>
             </w:r>
           </w:p>
         </w:tc>
@@ -1189,7 +1189,7 @@
                 <w:sz w:val="18"/>
                 <w:szCs w:val="18"/>
               </w:rPr>
-              <w:t xml:space="preserve">1.00</w:t>
+              <w:t xml:space="preserve">0.50</w:t>
             </w:r>
           </w:p>
         </w:tc>
@@ -1209,7 +1209,7 @@
                 <w:sz w:val="18"/>
                 <w:szCs w:val="18"/>
               </w:rPr>
-              <w:t xml:space="preserve">Câu 9</w:t>
+              <w:t xml:space="preserve">Câu 10</w:t>
             </w:r>
           </w:p>
         </w:tc>
@@ -1311,7 +1311,7 @@
                 <w:sz w:val="18"/>
                 <w:szCs w:val="18"/>
               </w:rPr>
-              <w:t xml:space="preserve">SHORT_ANSWER</w:t>
+              <w:t xml:space="preserve">ESSAY</w:t>
             </w:r>
           </w:p>
         </w:tc>
@@ -1351,7 +1351,7 @@
                 <w:sz w:val="18"/>
                 <w:szCs w:val="18"/>
               </w:rPr>
-              <w:t xml:space="preserve">0.50</w:t>
+              <w:t xml:space="preserve">1.00</w:t>
             </w:r>
           </w:p>
         </w:tc>
@@ -1371,7 +1371,7 @@
                 <w:sz w:val="18"/>
                 <w:szCs w:val="18"/>
               </w:rPr>
-              <w:t xml:space="preserve">Câu 10</w:t>
+              <w:t xml:space="preserve">Câu 11</w:t>
             </w:r>
           </w:p>
         </w:tc>
@@ -1413,7 +1413,7 @@
                 <w:sz w:val="18"/>
                 <w:szCs w:val="18"/>
               </w:rPr>
-              <w:t xml:space="preserve">Dung dịch và nồng độ dung dịch</w:t>
+              <w:t xml:space="preserve">Định luật bảo toàn khối lượng và phương trình hóa học</w:t>
             </w:r>
           </w:p>
         </w:tc>
@@ -1433,7 +1433,7 @@
                 <w:sz w:val="18"/>
                 <w:szCs w:val="18"/>
               </w:rPr>
-              <w:t xml:space="preserve">- Tính được độ tan, nồng độ phần trăm; nồng độ mol theo công thức.</w:t>
+              <w:t xml:space="preserve">5 - Tiến hành được thí nghiệm để chứng minh: Trong phản ứng hoá học, khối lượng được bảo toàn.</w:t>
             </w:r>
           </w:p>
         </w:tc>
@@ -1453,7 +1453,7 @@
                 <w:sz w:val="18"/>
                 <w:szCs w:val="18"/>
               </w:rPr>
-              <w:t xml:space="preserve">M3</w:t>
+              <w:t xml:space="preserve">M1</w:t>
             </w:r>
           </w:p>
         </w:tc>
@@ -1473,7 +1473,7 @@
                 <w:sz w:val="18"/>
                 <w:szCs w:val="18"/>
               </w:rPr>
-              <w:t xml:space="preserve">ESSAY</w:t>
+              <w:t xml:space="preserve">MCQ</w:t>
             </w:r>
           </w:p>
         </w:tc>
@@ -1493,7 +1493,7 @@
                 <w:sz w:val="18"/>
                 <w:szCs w:val="18"/>
               </w:rPr>
-              <w:t xml:space="preserve">1</w:t>
+              <w:t xml:space="preserve">3</w:t>
             </w:r>
           </w:p>
         </w:tc>
@@ -1513,7 +1513,7 @@
                 <w:sz w:val="18"/>
                 <w:szCs w:val="18"/>
               </w:rPr>
-              <w:t xml:space="preserve">1.00</w:t>
+              <w:t xml:space="preserve">0.75</w:t>
             </w:r>
           </w:p>
         </w:tc>
@@ -1533,7 +1533,7 @@
                 <w:sz w:val="18"/>
                 <w:szCs w:val="18"/>
               </w:rPr>
-              <w:t xml:space="preserve">Câu 11</w:t>
+              <w:t xml:space="preserve">Câu 12 - 14</w:t>
             </w:r>
           </w:p>
         </w:tc>
@@ -1615,7 +1615,7 @@
                 <w:sz w:val="18"/>
                 <w:szCs w:val="18"/>
               </w:rPr>
-              <w:t xml:space="preserve">M1</w:t>
+              <w:t xml:space="preserve">M2</w:t>
             </w:r>
           </w:p>
         </w:tc>
@@ -1635,7 +1635,7 @@
                 <w:sz w:val="18"/>
                 <w:szCs w:val="18"/>
               </w:rPr>
-              <w:t xml:space="preserve">MCQ</w:t>
+              <w:t xml:space="preserve">TRUE_FALSE</w:t>
             </w:r>
           </w:p>
         </w:tc>
@@ -1655,7 +1655,7 @@
                 <w:sz w:val="18"/>
                 <w:szCs w:val="18"/>
               </w:rPr>
-              <w:t xml:space="preserve">2</w:t>
+              <w:t xml:space="preserve">1</w:t>
             </w:r>
           </w:p>
         </w:tc>
@@ -1675,7 +1675,7 @@
                 <w:sz w:val="18"/>
                 <w:szCs w:val="18"/>
               </w:rPr>
-              <w:t xml:space="preserve">0.50</w:t>
+              <w:t xml:space="preserve">1.00</w:t>
             </w:r>
           </w:p>
         </w:tc>
@@ -1695,7 +1695,7 @@
                 <w:sz w:val="18"/>
                 <w:szCs w:val="18"/>
               </w:rPr>
-              <w:t xml:space="preserve">Câu 12 - 13</w:t>
+              <w:t xml:space="preserve">Câu 15</w:t>
             </w:r>
           </w:p>
         </w:tc>
@@ -1777,7 +1777,7 @@
                 <w:sz w:val="18"/>
                 <w:szCs w:val="18"/>
               </w:rPr>
-              <w:t xml:space="preserve">M2</w:t>
+              <w:t xml:space="preserve">M3</w:t>
             </w:r>
           </w:p>
         </w:tc>
@@ -1797,7 +1797,7 @@
                 <w:sz w:val="18"/>
                 <w:szCs w:val="18"/>
               </w:rPr>
-              <w:t xml:space="preserve">MCQ</w:t>
+              <w:t xml:space="preserve">SHORT_ANSWER</w:t>
             </w:r>
           </w:p>
         </w:tc>
@@ -1837,7 +1837,7 @@
                 <w:sz w:val="18"/>
                 <w:szCs w:val="18"/>
               </w:rPr>
-              <w:t xml:space="preserve">0.25</w:t>
+              <w:t xml:space="preserve">0.50</w:t>
             </w:r>
           </w:p>
         </w:tc>
@@ -1857,7 +1857,7 @@
                 <w:sz w:val="18"/>
                 <w:szCs w:val="18"/>
               </w:rPr>
-              <w:t xml:space="preserve">Câu 14</w:t>
+              <w:t xml:space="preserve">Câu 16</w:t>
             </w:r>
           </w:p>
         </w:tc>
@@ -1939,7 +1939,7 @@
                 <w:sz w:val="18"/>
                 <w:szCs w:val="18"/>
               </w:rPr>
-              <w:t xml:space="preserve">M2</w:t>
+              <w:t xml:space="preserve">M3</w:t>
             </w:r>
           </w:p>
         </w:tc>
@@ -1959,7 +1959,7 @@
                 <w:sz w:val="18"/>
                 <w:szCs w:val="18"/>
               </w:rPr>
-              <w:t xml:space="preserve">TRUE_FALSE</w:t>
+              <w:t xml:space="preserve">ESSAY</w:t>
             </w:r>
           </w:p>
         </w:tc>
@@ -2019,7 +2019,7 @@
                 <w:sz w:val="18"/>
                 <w:szCs w:val="18"/>
               </w:rPr>
-              <w:t xml:space="preserve">Câu 15</w:t>
+              <w:t xml:space="preserve">Câu 17</w:t>
             </w:r>
           </w:p>
         </w:tc>
@@ -2061,7 +2061,7 @@
                 <w:sz w:val="18"/>
                 <w:szCs w:val="18"/>
               </w:rPr>
-              <w:t xml:space="preserve">Định luật bảo toàn khối lượng và phương trình hóa học</w:t>
+              <w:t xml:space="preserve">Tính theo phương trình hóa học</w:t>
             </w:r>
           </w:p>
         </w:tc>
@@ -2081,7 +2081,7 @@
                 <w:sz w:val="18"/>
                 <w:szCs w:val="18"/>
               </w:rPr>
-              <w:t xml:space="preserve">5 - Tiến hành được thí nghiệm để chứng minh: Trong phản ứng hoá học, khối lượng được bảo toàn.</w:t>
+              <w:t xml:space="preserve">Tính theo phương trình hoá học 4 - Tính được lượng chất trong phương trình hóa học theo số mol, khối lượng hoặc thể tích ở điều kiện 1 bar và 25 0 C.</w:t>
             </w:r>
           </w:p>
         </w:tc>
@@ -2101,7 +2101,7 @@
                 <w:sz w:val="18"/>
                 <w:szCs w:val="18"/>
               </w:rPr>
-              <w:t xml:space="preserve">M3</w:t>
+              <w:t xml:space="preserve">M1</w:t>
             </w:r>
           </w:p>
         </w:tc>
@@ -2121,7 +2121,7 @@
                 <w:sz w:val="18"/>
                 <w:szCs w:val="18"/>
               </w:rPr>
-              <w:t xml:space="preserve">SHORT_ANSWER</w:t>
+              <w:t xml:space="preserve">MCQ</w:t>
             </w:r>
           </w:p>
         </w:tc>
@@ -2141,7 +2141,7 @@
                 <w:sz w:val="18"/>
                 <w:szCs w:val="18"/>
               </w:rPr>
-              <w:t xml:space="preserve">1</w:t>
+              <w:t xml:space="preserve">3</w:t>
             </w:r>
           </w:p>
         </w:tc>
@@ -2161,7 +2161,7 @@
                 <w:sz w:val="18"/>
                 <w:szCs w:val="18"/>
               </w:rPr>
-              <w:t xml:space="preserve">0.50</w:t>
+              <w:t xml:space="preserve">0.75</w:t>
             </w:r>
           </w:p>
         </w:tc>
@@ -2181,7 +2181,7 @@
                 <w:sz w:val="18"/>
                 <w:szCs w:val="18"/>
               </w:rPr>
-              <w:t xml:space="preserve">Câu 16</w:t>
+              <w:t xml:space="preserve">Câu 18 - 20</w:t>
             </w:r>
           </w:p>
         </w:tc>
@@ -2223,7 +2223,7 @@
                 <w:sz w:val="18"/>
                 <w:szCs w:val="18"/>
               </w:rPr>
-              <w:t xml:space="preserve">Định luật bảo toàn khối lượng và phương trình hóa học</w:t>
+              <w:t xml:space="preserve">Tính theo phương trình hóa học</w:t>
             </w:r>
           </w:p>
         </w:tc>
@@ -2243,7 +2243,7 @@
                 <w:sz w:val="18"/>
                 <w:szCs w:val="18"/>
               </w:rPr>
-              <w:t xml:space="preserve">5 - Tiến hành được thí nghiệm để chứng minh: Trong phản ứng hoá học, khối lượng được bảo toàn.</w:t>
+              <w:t xml:space="preserve">Tính theo phương trình hoá học 4 - Tính được lượng chất trong phương trình hóa học theo số mol, khối lượng hoặc thể tích ở điều kiện 1 bar và 25 0 C.</w:t>
             </w:r>
           </w:p>
         </w:tc>
@@ -2283,7 +2283,7 @@
                 <w:sz w:val="18"/>
                 <w:szCs w:val="18"/>
               </w:rPr>
-              <w:t xml:space="preserve">ESSAY</w:t>
+              <w:t xml:space="preserve">SHORT_ANSWER</w:t>
             </w:r>
           </w:p>
         </w:tc>
@@ -2323,7 +2323,7 @@
                 <w:sz w:val="18"/>
                 <w:szCs w:val="18"/>
               </w:rPr>
-              <w:t xml:space="preserve">1.00</w:t>
+              <w:t xml:space="preserve">0.50</w:t>
             </w:r>
           </w:p>
         </w:tc>
@@ -2343,7 +2343,7 @@
                 <w:sz w:val="18"/>
                 <w:szCs w:val="18"/>
               </w:rPr>
-              <w:t xml:space="preserve">Câu 17</w:t>
+              <w:t xml:space="preserve">Câu 21</w:t>
             </w:r>
           </w:p>
         </w:tc>
@@ -2366,492 +2366,6 @@
                 <w:szCs w:val="18"/>
               </w:rPr>
               <w:t xml:space="preserve">14</w:t>
-            </w:r>
-          </w:p>
-        </w:tc>
-        <w:tc>
-          <w:tcPr>
-            <w:tcW w:type="dxa" w:w="2200"/>
-          </w:tcPr>
-          <w:p>
-            <w:pPr>
-              <w:jc w:val="left"/>
-            </w:pPr>
-            <w:r>
-              <w:rPr>
-                <w:rFonts w:ascii="Times New Roman" w:cs="Times New Roman" w:eastAsia="Times New Roman" w:hAnsi="Times New Roman"/>
-                <w:b w:val="false"/>
-                <w:bCs w:val="false"/>
-                <w:sz w:val="18"/>
-                <w:szCs w:val="18"/>
-              </w:rPr>
-              <w:t xml:space="preserve">Tính theo phương trình hóa học</w:t>
-            </w:r>
-          </w:p>
-        </w:tc>
-        <w:tc>
-          <w:tcPr>
-            <w:tcW w:type="dxa" w:w="3200"/>
-          </w:tcPr>
-          <w:p>
-            <w:pPr>
-              <w:jc w:val="left"/>
-            </w:pPr>
-            <w:r>
-              <w:rPr>
-                <w:rFonts w:ascii="Times New Roman" w:cs="Times New Roman" w:eastAsia="Times New Roman" w:hAnsi="Times New Roman"/>
-                <w:b w:val="false"/>
-                <w:bCs w:val="false"/>
-                <w:sz w:val="18"/>
-                <w:szCs w:val="18"/>
-              </w:rPr>
-              <w:t xml:space="preserve">Tính theo phương trình hoá học 4 - Tính được lượng chất trong phương trình hóa học theo số mol, khối lượng hoặc thể tích ở điều kiện 1 bar và 25 0 C.</w:t>
-            </w:r>
-          </w:p>
-        </w:tc>
-        <w:tc>
-          <w:tcPr>
-            <w:tcW w:type="dxa" w:w="800"/>
-          </w:tcPr>
-          <w:p>
-            <w:pPr>
-              <w:jc w:val="center"/>
-            </w:pPr>
-            <w:r>
-              <w:rPr>
-                <w:rFonts w:ascii="Times New Roman" w:cs="Times New Roman" w:eastAsia="Times New Roman" w:hAnsi="Times New Roman"/>
-                <w:b w:val="false"/>
-                <w:bCs w:val="false"/>
-                <w:sz w:val="18"/>
-                <w:szCs w:val="18"/>
-              </w:rPr>
-              <w:t xml:space="preserve">M1</w:t>
-            </w:r>
-          </w:p>
-        </w:tc>
-        <w:tc>
-          <w:tcPr>
-            <w:tcW w:type="dxa" w:w="900"/>
-          </w:tcPr>
-          <w:p>
-            <w:pPr>
-              <w:jc w:val="center"/>
-            </w:pPr>
-            <w:r>
-              <w:rPr>
-                <w:rFonts w:ascii="Times New Roman" w:cs="Times New Roman" w:eastAsia="Times New Roman" w:hAnsi="Times New Roman"/>
-                <w:b w:val="false"/>
-                <w:bCs w:val="false"/>
-                <w:sz w:val="18"/>
-                <w:szCs w:val="18"/>
-              </w:rPr>
-              <w:t xml:space="preserve">MCQ</w:t>
-            </w:r>
-          </w:p>
-        </w:tc>
-        <w:tc>
-          <w:tcPr>
-            <w:tcW w:type="dxa" w:w="700"/>
-          </w:tcPr>
-          <w:p>
-            <w:pPr>
-              <w:jc w:val="center"/>
-            </w:pPr>
-            <w:r>
-              <w:rPr>
-                <w:rFonts w:ascii="Times New Roman" w:cs="Times New Roman" w:eastAsia="Times New Roman" w:hAnsi="Times New Roman"/>
-                <w:b/>
-                <w:bCs/>
-                <w:sz w:val="18"/>
-                <w:szCs w:val="18"/>
-              </w:rPr>
-              <w:t xml:space="preserve">2</w:t>
-            </w:r>
-          </w:p>
-        </w:tc>
-        <w:tc>
-          <w:tcPr>
-            <w:tcW w:type="dxa" w:w="700"/>
-          </w:tcPr>
-          <w:p>
-            <w:pPr>
-              <w:jc w:val="center"/>
-            </w:pPr>
-            <w:r>
-              <w:rPr>
-                <w:rFonts w:ascii="Times New Roman" w:cs="Times New Roman" w:eastAsia="Times New Roman" w:hAnsi="Times New Roman"/>
-                <w:b/>
-                <w:bCs/>
-                <w:sz w:val="18"/>
-                <w:szCs w:val="18"/>
-              </w:rPr>
-              <w:t xml:space="preserve">0.50</w:t>
-            </w:r>
-          </w:p>
-        </w:tc>
-        <w:tc>
-          <w:tcPr>
-            <w:tcW w:type="dxa" w:w="900"/>
-          </w:tcPr>
-          <w:p>
-            <w:pPr>
-              <w:jc w:val="center"/>
-            </w:pPr>
-            <w:r>
-              <w:rPr>
-                <w:rFonts w:ascii="Times New Roman" w:cs="Times New Roman" w:eastAsia="Times New Roman" w:hAnsi="Times New Roman"/>
-                <w:b w:val="false"/>
-                <w:bCs w:val="false"/>
-                <w:sz w:val="18"/>
-                <w:szCs w:val="18"/>
-              </w:rPr>
-              <w:t xml:space="preserve">Câu 18 - 19</w:t>
-            </w:r>
-          </w:p>
-        </w:tc>
-      </w:tr>
-      <w:tr>
-        <w:tc>
-          <w:tcPr>
-            <w:tcW w:type="dxa" w:w="600"/>
-          </w:tcPr>
-          <w:p>
-            <w:pPr>
-              <w:jc w:val="center"/>
-            </w:pPr>
-            <w:r>
-              <w:rPr>
-                <w:rFonts w:ascii="Times New Roman" w:cs="Times New Roman" w:eastAsia="Times New Roman" w:hAnsi="Times New Roman"/>
-                <w:b w:val="false"/>
-                <w:bCs w:val="false"/>
-                <w:sz w:val="18"/>
-                <w:szCs w:val="18"/>
-              </w:rPr>
-              <w:t xml:space="preserve">15</w:t>
-            </w:r>
-          </w:p>
-        </w:tc>
-        <w:tc>
-          <w:tcPr>
-            <w:tcW w:type="dxa" w:w="2200"/>
-          </w:tcPr>
-          <w:p>
-            <w:pPr>
-              <w:jc w:val="left"/>
-            </w:pPr>
-            <w:r>
-              <w:rPr>
-                <w:rFonts w:ascii="Times New Roman" w:cs="Times New Roman" w:eastAsia="Times New Roman" w:hAnsi="Times New Roman"/>
-                <w:b w:val="false"/>
-                <w:bCs w:val="false"/>
-                <w:sz w:val="18"/>
-                <w:szCs w:val="18"/>
-              </w:rPr>
-              <w:t xml:space="preserve">Tính theo phương trình hóa học</w:t>
-            </w:r>
-          </w:p>
-        </w:tc>
-        <w:tc>
-          <w:tcPr>
-            <w:tcW w:type="dxa" w:w="3200"/>
-          </w:tcPr>
-          <w:p>
-            <w:pPr>
-              <w:jc w:val="left"/>
-            </w:pPr>
-            <w:r>
-              <w:rPr>
-                <w:rFonts w:ascii="Times New Roman" w:cs="Times New Roman" w:eastAsia="Times New Roman" w:hAnsi="Times New Roman"/>
-                <w:b w:val="false"/>
-                <w:bCs w:val="false"/>
-                <w:sz w:val="18"/>
-                <w:szCs w:val="18"/>
-              </w:rPr>
-              <w:t xml:space="preserve">Tính theo phương trình hoá học 4 - Tính được lượng chất trong phương trình hóa học theo số mol, khối lượng hoặc thể tích ở điều kiện 1 bar và 25 0 C.</w:t>
-            </w:r>
-          </w:p>
-        </w:tc>
-        <w:tc>
-          <w:tcPr>
-            <w:tcW w:type="dxa" w:w="800"/>
-          </w:tcPr>
-          <w:p>
-            <w:pPr>
-              <w:jc w:val="center"/>
-            </w:pPr>
-            <w:r>
-              <w:rPr>
-                <w:rFonts w:ascii="Times New Roman" w:cs="Times New Roman" w:eastAsia="Times New Roman" w:hAnsi="Times New Roman"/>
-                <w:b w:val="false"/>
-                <w:bCs w:val="false"/>
-                <w:sz w:val="18"/>
-                <w:szCs w:val="18"/>
-              </w:rPr>
-              <w:t xml:space="preserve">M2</w:t>
-            </w:r>
-          </w:p>
-        </w:tc>
-        <w:tc>
-          <w:tcPr>
-            <w:tcW w:type="dxa" w:w="900"/>
-          </w:tcPr>
-          <w:p>
-            <w:pPr>
-              <w:jc w:val="center"/>
-            </w:pPr>
-            <w:r>
-              <w:rPr>
-                <w:rFonts w:ascii="Times New Roman" w:cs="Times New Roman" w:eastAsia="Times New Roman" w:hAnsi="Times New Roman"/>
-                <w:b w:val="false"/>
-                <w:bCs w:val="false"/>
-                <w:sz w:val="18"/>
-                <w:szCs w:val="18"/>
-              </w:rPr>
-              <w:t xml:space="preserve">MCQ</w:t>
-            </w:r>
-          </w:p>
-        </w:tc>
-        <w:tc>
-          <w:tcPr>
-            <w:tcW w:type="dxa" w:w="700"/>
-          </w:tcPr>
-          <w:p>
-            <w:pPr>
-              <w:jc w:val="center"/>
-            </w:pPr>
-            <w:r>
-              <w:rPr>
-                <w:rFonts w:ascii="Times New Roman" w:cs="Times New Roman" w:eastAsia="Times New Roman" w:hAnsi="Times New Roman"/>
-                <w:b/>
-                <w:bCs/>
-                <w:sz w:val="18"/>
-                <w:szCs w:val="18"/>
-              </w:rPr>
-              <w:t xml:space="preserve">1</w:t>
-            </w:r>
-          </w:p>
-        </w:tc>
-        <w:tc>
-          <w:tcPr>
-            <w:tcW w:type="dxa" w:w="700"/>
-          </w:tcPr>
-          <w:p>
-            <w:pPr>
-              <w:jc w:val="center"/>
-            </w:pPr>
-            <w:r>
-              <w:rPr>
-                <w:rFonts w:ascii="Times New Roman" w:cs="Times New Roman" w:eastAsia="Times New Roman" w:hAnsi="Times New Roman"/>
-                <w:b/>
-                <w:bCs/>
-                <w:sz w:val="18"/>
-                <w:szCs w:val="18"/>
-              </w:rPr>
-              <w:t xml:space="preserve">0.25</w:t>
-            </w:r>
-          </w:p>
-        </w:tc>
-        <w:tc>
-          <w:tcPr>
-            <w:tcW w:type="dxa" w:w="900"/>
-          </w:tcPr>
-          <w:p>
-            <w:pPr>
-              <w:jc w:val="center"/>
-            </w:pPr>
-            <w:r>
-              <w:rPr>
-                <w:rFonts w:ascii="Times New Roman" w:cs="Times New Roman" w:eastAsia="Times New Roman" w:hAnsi="Times New Roman"/>
-                <w:b w:val="false"/>
-                <w:bCs w:val="false"/>
-                <w:sz w:val="18"/>
-                <w:szCs w:val="18"/>
-              </w:rPr>
-              <w:t xml:space="preserve">Câu 20</w:t>
-            </w:r>
-          </w:p>
-        </w:tc>
-      </w:tr>
-      <w:tr>
-        <w:tc>
-          <w:tcPr>
-            <w:tcW w:type="dxa" w:w="600"/>
-          </w:tcPr>
-          <w:p>
-            <w:pPr>
-              <w:jc w:val="center"/>
-            </w:pPr>
-            <w:r>
-              <w:rPr>
-                <w:rFonts w:ascii="Times New Roman" w:cs="Times New Roman" w:eastAsia="Times New Roman" w:hAnsi="Times New Roman"/>
-                <w:b w:val="false"/>
-                <w:bCs w:val="false"/>
-                <w:sz w:val="18"/>
-                <w:szCs w:val="18"/>
-              </w:rPr>
-              <w:t xml:space="preserve">16</w:t>
-            </w:r>
-          </w:p>
-        </w:tc>
-        <w:tc>
-          <w:tcPr>
-            <w:tcW w:type="dxa" w:w="2200"/>
-          </w:tcPr>
-          <w:p>
-            <w:pPr>
-              <w:jc w:val="left"/>
-            </w:pPr>
-            <w:r>
-              <w:rPr>
-                <w:rFonts w:ascii="Times New Roman" w:cs="Times New Roman" w:eastAsia="Times New Roman" w:hAnsi="Times New Roman"/>
-                <w:b w:val="false"/>
-                <w:bCs w:val="false"/>
-                <w:sz w:val="18"/>
-                <w:szCs w:val="18"/>
-              </w:rPr>
-              <w:t xml:space="preserve">Tính theo phương trình hóa học</w:t>
-            </w:r>
-          </w:p>
-        </w:tc>
-        <w:tc>
-          <w:tcPr>
-            <w:tcW w:type="dxa" w:w="3200"/>
-          </w:tcPr>
-          <w:p>
-            <w:pPr>
-              <w:jc w:val="left"/>
-            </w:pPr>
-            <w:r>
-              <w:rPr>
-                <w:rFonts w:ascii="Times New Roman" w:cs="Times New Roman" w:eastAsia="Times New Roman" w:hAnsi="Times New Roman"/>
-                <w:b w:val="false"/>
-                <w:bCs w:val="false"/>
-                <w:sz w:val="18"/>
-                <w:szCs w:val="18"/>
-              </w:rPr>
-              <w:t xml:space="preserve">Tính theo phương trình hoá học 4 - Tính được lượng chất trong phương trình hóa học theo số mol, khối lượng hoặc thể tích ở điều kiện 1 bar và 25 0 C.</w:t>
-            </w:r>
-          </w:p>
-        </w:tc>
-        <w:tc>
-          <w:tcPr>
-            <w:tcW w:type="dxa" w:w="800"/>
-          </w:tcPr>
-          <w:p>
-            <w:pPr>
-              <w:jc w:val="center"/>
-            </w:pPr>
-            <w:r>
-              <w:rPr>
-                <w:rFonts w:ascii="Times New Roman" w:cs="Times New Roman" w:eastAsia="Times New Roman" w:hAnsi="Times New Roman"/>
-                <w:b w:val="false"/>
-                <w:bCs w:val="false"/>
-                <w:sz w:val="18"/>
-                <w:szCs w:val="18"/>
-              </w:rPr>
-              <w:t xml:space="preserve">M3</w:t>
-            </w:r>
-          </w:p>
-        </w:tc>
-        <w:tc>
-          <w:tcPr>
-            <w:tcW w:type="dxa" w:w="900"/>
-          </w:tcPr>
-          <w:p>
-            <w:pPr>
-              <w:jc w:val="center"/>
-            </w:pPr>
-            <w:r>
-              <w:rPr>
-                <w:rFonts w:ascii="Times New Roman" w:cs="Times New Roman" w:eastAsia="Times New Roman" w:hAnsi="Times New Roman"/>
-                <w:b w:val="false"/>
-                <w:bCs w:val="false"/>
-                <w:sz w:val="18"/>
-                <w:szCs w:val="18"/>
-              </w:rPr>
-              <w:t xml:space="preserve">SHORT_ANSWER</w:t>
-            </w:r>
-          </w:p>
-        </w:tc>
-        <w:tc>
-          <w:tcPr>
-            <w:tcW w:type="dxa" w:w="700"/>
-          </w:tcPr>
-          <w:p>
-            <w:pPr>
-              <w:jc w:val="center"/>
-            </w:pPr>
-            <w:r>
-              <w:rPr>
-                <w:rFonts w:ascii="Times New Roman" w:cs="Times New Roman" w:eastAsia="Times New Roman" w:hAnsi="Times New Roman"/>
-                <w:b/>
-                <w:bCs/>
-                <w:sz w:val="18"/>
-                <w:szCs w:val="18"/>
-              </w:rPr>
-              <w:t xml:space="preserve">1</w:t>
-            </w:r>
-          </w:p>
-        </w:tc>
-        <w:tc>
-          <w:tcPr>
-            <w:tcW w:type="dxa" w:w="700"/>
-          </w:tcPr>
-          <w:p>
-            <w:pPr>
-              <w:jc w:val="center"/>
-            </w:pPr>
-            <w:r>
-              <w:rPr>
-                <w:rFonts w:ascii="Times New Roman" w:cs="Times New Roman" w:eastAsia="Times New Roman" w:hAnsi="Times New Roman"/>
-                <w:b/>
-                <w:bCs/>
-                <w:sz w:val="18"/>
-                <w:szCs w:val="18"/>
-              </w:rPr>
-              <w:t xml:space="preserve">0.50</w:t>
-            </w:r>
-          </w:p>
-        </w:tc>
-        <w:tc>
-          <w:tcPr>
-            <w:tcW w:type="dxa" w:w="900"/>
-          </w:tcPr>
-          <w:p>
-            <w:pPr>
-              <w:jc w:val="center"/>
-            </w:pPr>
-            <w:r>
-              <w:rPr>
-                <w:rFonts w:ascii="Times New Roman" w:cs="Times New Roman" w:eastAsia="Times New Roman" w:hAnsi="Times New Roman"/>
-                <w:b w:val="false"/>
-                <w:bCs w:val="false"/>
-                <w:sz w:val="18"/>
-                <w:szCs w:val="18"/>
-              </w:rPr>
-              <w:t xml:space="preserve">Câu 21</w:t>
-            </w:r>
-          </w:p>
-        </w:tc>
-      </w:tr>
-      <w:tr>
-        <w:tc>
-          <w:tcPr>
-            <w:tcW w:type="dxa" w:w="600"/>
-          </w:tcPr>
-          <w:p>
-            <w:pPr>
-              <w:jc w:val="center"/>
-            </w:pPr>
-            <w:r>
-              <w:rPr>
-                <w:rFonts w:ascii="Times New Roman" w:cs="Times New Roman" w:eastAsia="Times New Roman" w:hAnsi="Times New Roman"/>
-                <w:b w:val="false"/>
-                <w:bCs w:val="false"/>
-                <w:sz w:val="18"/>
-                <w:szCs w:val="18"/>
-              </w:rPr>
-              <w:t xml:space="preserve">17</w:t>
             </w:r>
           </w:p>
         </w:tc>

--- a/exports/qa-package/02_Ban_dac_ta_KHTN8.docx
+++ b/exports/qa-package/02_Ban_dac_ta_KHTN8.docx
@@ -4,6 +4,7 @@
   <w:body>
     <w:p>
       <w:pPr>
+        <w:spacing w:after="20" w:before="0"/>
         <w:jc w:val="center"/>
       </w:pPr>
       <w:r>
@@ -14,10 +15,30 @@
           <w:sz w:val="22"/>
           <w:szCs w:val="22"/>
         </w:rPr>
-        <w:t xml:space="preserve">TRƯỜNG THCS &amp; THPT PHAN VĂN TRỊ
-TỔ KHOA HỌC TỰ NHIÊN
-</w:t>
+        <w:t xml:space="preserve">TRƯỜNG THCS &amp; THPT PHAN VĂN TRỊ</w:t>
       </w:r>
+    </w:p>
+    <w:p>
+      <w:pPr>
+        <w:spacing w:after="120"/>
+        <w:jc w:val="center"/>
+      </w:pPr>
+      <w:r>
+        <w:rPr>
+          <w:rFonts w:ascii="Times New Roman" w:cs="Times New Roman" w:eastAsia="Times New Roman" w:hAnsi="Times New Roman"/>
+          <w:b/>
+          <w:bCs/>
+          <w:sz w:val="22"/>
+          <w:szCs w:val="22"/>
+        </w:rPr>
+        <w:t xml:space="preserve">TỔ KHOA HỌC TỰ NHIÊN</w:t>
+      </w:r>
+    </w:p>
+    <w:p>
+      <w:pPr>
+        <w:spacing w:after="60" w:before="60"/>
+        <w:jc w:val="center"/>
+      </w:pPr>
       <w:r>
         <w:rPr>
           <w:rFonts w:ascii="Times New Roman" w:cs="Times New Roman" w:eastAsia="Times New Roman" w:hAnsi="Times New Roman"/>
@@ -27,10 +48,14 @@
           <w:sz w:val="28"/>
           <w:szCs w:val="28"/>
         </w:rPr>
-        <w:t xml:space="preserve">
-BẢN ĐẶC TẢ ĐỀ KIỂM TRA GIỮA HK1
-</w:t>
+        <w:t xml:space="preserve">BẢN ĐẶC TẢ ĐỀ KIỂM TRA GIỮA HK1</w:t>
       </w:r>
+    </w:p>
+    <w:p>
+      <w:pPr>
+        <w:spacing w:after="200"/>
+        <w:jc w:val="center"/>
+      </w:pPr>
       <w:r>
         <w:rPr>
           <w:rFonts w:ascii="Times New Roman" w:cs="Times New Roman" w:eastAsia="Times New Roman" w:hAnsi="Times New Roman"/>
